--- a/Deanesh-CV-2026-V-1.0.docx
+++ b/Deanesh-CV-2026-V-1.0.docx
@@ -1777,39 +1777,6 @@
               </w:rPr>
               <w:t xml:space="preserve"> (Security Standards) </w:t>
             </w:r>
-          </w:p>
-          <w:p>
-            <w:pPr>
-              <w:pBdr>
-                <w:top w:val="nil"/>
-                <w:left w:val="nil"/>
-                <w:bottom w:val="nil"/>
-                <w:right w:val="nil"/>
-                <w:between w:val="nil"/>
-              </w:pBdr>
-            </w:pPr>
-          </w:p>
-          <w:p>
-            <w:pPr>
-              <w:pBdr>
-                <w:top w:val="nil"/>
-                <w:left w:val="nil"/>
-                <w:bottom w:val="nil"/>
-                <w:right w:val="nil"/>
-                <w:between w:val="nil"/>
-              </w:pBdr>
-            </w:pPr>
-          </w:p>
-          <w:p>
-            <w:pPr>
-              <w:pBdr>
-                <w:top w:val="nil"/>
-                <w:left w:val="nil"/>
-                <w:bottom w:val="nil"/>
-                <w:right w:val="nil"/>
-                <w:between w:val="nil"/>
-              </w:pBdr>
-            </w:pPr>
           </w:p>
           <w:p>
             <w:pPr>
